--- a/hin/docx/030.content.docx
+++ b/hin/docx/030.content.docx
@@ -381,18 +381,12 @@
           <w:lang w:val="hi_IN" w:bidi="hi_IN"/>
         </w:rPr>
       </w:r>
-      <w:hyperlink r:id="rId13">
-        <w:r>
-          <w:rPr>
-            <w:lang w:val="hi_IN" w:bidi="hi_IN"/>
-          </w:rPr>
-          <w:rPr>
-            <w:color w:val="0000EE"/>
-            <w:u w:val="single"/>
-          </w:rPr>
-          <w:t>2 थिस्सलुनीकियों 1:1</w:t>
-        </w:r>
-      </w:hyperlink>
+      <w:r>
+        <w:rPr>
+          <w:lang w:val="hi_IN" w:bidi="hi_IN"/>
+        </w:rPr>
+        <w:t>2 थिस्सलुनीकियों 1:1</w:t>
+      </w:r>
     </w:p>
     <w:p>
       <w:pPr>
@@ -405,18 +399,12 @@
           <w:lang w:val="hi_IN" w:bidi="hi_IN"/>
         </w:rPr>
       </w:r>
-      <w:hyperlink r:id="rId14">
-        <w:r>
-          <w:rPr>
-            <w:lang w:val="hi_IN" w:bidi="hi_IN"/>
-          </w:rPr>
-          <w:rPr>
-            <w:color w:val="0000EE"/>
-            <w:u w:val="single"/>
-          </w:rPr>
-          <w:t>2 तीमु. 4:9</w:t>
-        </w:r>
-      </w:hyperlink>
+      <w:r>
+        <w:rPr>
+          <w:lang w:val="hi_IN" w:bidi="hi_IN"/>
+        </w:rPr>
+        <w:t>2 तीमु. 4:9</w:t>
+      </w:r>
     </w:p>
     <w:p>
       <w:pPr>
@@ -429,18 +417,12 @@
           <w:lang w:val="hi_IN" w:bidi="hi_IN"/>
         </w:rPr>
       </w:r>
-      <w:hyperlink r:id="rId15">
-        <w:r>
-          <w:rPr>
-            <w:lang w:val="hi_IN" w:bidi="hi_IN"/>
-          </w:rPr>
-          <w:rPr>
-            <w:color w:val="0000EE"/>
-            <w:u w:val="single"/>
-          </w:rPr>
-          <w:t>प्रे.का. 17:1</w:t>
-        </w:r>
-      </w:hyperlink>
+      <w:r>
+        <w:rPr>
+          <w:lang w:val="hi_IN" w:bidi="hi_IN"/>
+        </w:rPr>
+        <w:t>प्रे.का. 17:1</w:t>
+      </w:r>
     </w:p>
     <w:p>
       <w:pPr>
@@ -453,18 +435,12 @@
           <w:lang w:val="hi_IN" w:bidi="hi_IN"/>
         </w:rPr>
       </w:r>
-      <w:hyperlink r:id="rId16">
-        <w:r>
-          <w:rPr>
-            <w:lang w:val="hi_IN" w:bidi="hi_IN"/>
-          </w:rPr>
-          <w:rPr>
-            <w:color w:val="0000EE"/>
-            <w:u w:val="single"/>
-          </w:rPr>
-          <w:t>फिलिप्पियों 4:14–17</w:t>
-        </w:r>
-      </w:hyperlink>
+      <w:r>
+        <w:rPr>
+          <w:lang w:val="hi_IN" w:bidi="hi_IN"/>
+        </w:rPr>
+        <w:t>फिलिप्पियों 4:14–17</w:t>
+      </w:r>
     </w:p>
     <w:p>
       <w:pPr>
@@ -688,18 +664,12 @@
           <w:lang w:val="hi_IN" w:bidi="hi_IN"/>
         </w:rPr>
       </w:r>
-      <w:hyperlink r:id="rId17">
-        <w:r>
-          <w:rPr>
-            <w:lang w:val="hi_IN" w:bidi="hi_IN"/>
-          </w:rPr>
-          <w:rPr>
-            <w:color w:val="0000EE"/>
-            <w:u w:val="single"/>
-          </w:rPr>
-          <w:t>प्रे.का. 1:12–14</w:t>
-        </w:r>
-      </w:hyperlink>
+      <w:r>
+        <w:rPr>
+          <w:lang w:val="hi_IN" w:bidi="hi_IN"/>
+        </w:rPr>
+        <w:t>प्रे.का. 1:12–14</w:t>
+      </w:r>
     </w:p>
     <w:p>
       <w:pPr>
@@ -712,18 +682,12 @@
           <w:lang w:val="hi_IN" w:bidi="hi_IN"/>
         </w:rPr>
       </w:r>
-      <w:hyperlink r:id="rId18">
-        <w:r>
-          <w:rPr>
-            <w:lang w:val="hi_IN" w:bidi="hi_IN"/>
-          </w:rPr>
-          <w:rPr>
-            <w:color w:val="0000EE"/>
-            <w:u w:val="single"/>
-          </w:rPr>
-          <w:t>यूहन्ना 11:15–16</w:t>
-        </w:r>
-      </w:hyperlink>
+      <w:r>
+        <w:rPr>
+          <w:lang w:val="hi_IN" w:bidi="hi_IN"/>
+        </w:rPr>
+        <w:t>यूहन्ना 11:15–16</w:t>
+      </w:r>
     </w:p>
     <w:p>
       <w:pPr>
@@ -736,18 +700,12 @@
           <w:lang w:val="hi_IN" w:bidi="hi_IN"/>
         </w:rPr>
       </w:r>
-      <w:hyperlink r:id="rId19">
-        <w:r>
-          <w:rPr>
-            <w:lang w:val="hi_IN" w:bidi="hi_IN"/>
-          </w:rPr>
-          <w:rPr>
-            <w:color w:val="0000EE"/>
-            <w:u w:val="single"/>
-          </w:rPr>
-          <w:t>लूका 6:14–16</w:t>
-        </w:r>
-      </w:hyperlink>
+      <w:r>
+        <w:rPr>
+          <w:lang w:val="hi_IN" w:bidi="hi_IN"/>
+        </w:rPr>
+        <w:t>लूका 6:14–16</w:t>
+      </w:r>
     </w:p>
     <w:p>
       <w:pPr>
@@ -760,18 +718,12 @@
           <w:lang w:val="hi_IN" w:bidi="hi_IN"/>
         </w:rPr>
       </w:r>
-      <w:hyperlink r:id="rId20">
-        <w:r>
-          <w:rPr>
-            <w:lang w:val="hi_IN" w:bidi="hi_IN"/>
-          </w:rPr>
-          <w:rPr>
-            <w:color w:val="0000EE"/>
-            <w:u w:val="single"/>
-          </w:rPr>
-          <w:t>मरकुस 3:17–19</w:t>
-        </w:r>
-      </w:hyperlink>
+      <w:r>
+        <w:rPr>
+          <w:lang w:val="hi_IN" w:bidi="hi_IN"/>
+        </w:rPr>
+        <w:t>मरकुस 3:17–19</w:t>
+      </w:r>
     </w:p>
     <w:p>
       <w:pPr>
@@ -784,18 +736,12 @@
           <w:lang w:val="hi_IN" w:bidi="hi_IN"/>
         </w:rPr>
       </w:r>
-      <w:hyperlink r:id="rId21">
-        <w:r>
-          <w:rPr>
-            <w:lang w:val="hi_IN" w:bidi="hi_IN"/>
-          </w:rPr>
-          <w:rPr>
-            <w:color w:val="0000EE"/>
-            <w:u w:val="single"/>
-          </w:rPr>
-          <w:t>मत्ती 10:2–4</w:t>
-        </w:r>
-      </w:hyperlink>
+      <w:r>
+        <w:rPr>
+          <w:lang w:val="hi_IN" w:bidi="hi_IN"/>
+        </w:rPr>
+        <w:t>मत्ती 10:2–4</w:t>
+      </w:r>
     </w:p>
     <w:p>
       <w:pPr>
